--- a/论文.docx
+++ b/论文.docx
@@ -69,105 +69,722 @@
         <w:ind w:firstLine="480"/>
       </w:pPr>
       <w:r>
-        <w:t>碳化硅外延层厚度是影响半导体器件性能的关键参数，红外干涉法基于界面反射光的干涉效应实现无损测量，具有高精度与非接触优势。针对该方法中单次反射干涉模型的建立、实测数据的算法设计与多光束干涉效应的修正问题，通过物理建模与数据驱动方法提升厚度计算精度，对优化碳化硅器件制备工艺具有重要工程意义。</w:t>
+        <w:t>干燥是决定中药材成品品质的关键工序之一</w:t>
+      </w:r>
+      <w:r>
+        <w:rPr>
+          <w:rFonts w:hint="eastAsia"/>
+        </w:rPr>
+        <w:t>,</w:t>
+      </w:r>
+      <w:r>
+        <w:rPr>
+          <w:color w:val="000000"/>
+          <w:sz w:val="21"/>
+          <w:szCs w:val="21"/>
+        </w:rPr>
+        <w:t xml:space="preserve"> </w:t>
+      </w:r>
+      <w:r>
+        <w:t>工艺参数选取不当容易导致</w:t>
+      </w:r>
+      <w:r>
+        <w:rPr>
+          <w:rFonts w:hint="eastAsia"/>
+        </w:rPr>
+        <w:t>热风</w:t>
+      </w:r>
+      <w:r>
+        <w:t>干燥</w:t>
+      </w:r>
+      <w:r>
+        <w:rPr>
+          <w:rFonts w:hint="eastAsia"/>
+        </w:rPr>
+        <w:t>的</w:t>
+      </w:r>
+      <w:r>
+        <w:t>效率低、能耗高、成品品质不稳定等问题</w:t>
+      </w:r>
+      <w:r>
+        <w:t>。</w:t>
+      </w:r>
+      <w:r>
+        <w:rPr>
+          <w:rFonts w:hint="eastAsia"/>
+        </w:rPr>
+        <w:t>对于</w:t>
+      </w:r>
+      <w:r>
+        <w:t>圆柱形中药材热风烘干过程中温度与水分分布不均、物性参数随含水率变化及失水收缩影响干燥时长的问题，本文基于热量与质量守恒，建立</w:t>
+      </w:r>
+      <w:r>
+        <w:rPr>
+          <w:b/>
+          <w:bCs/>
+        </w:rPr>
+        <w:t>一维径向非稳态传热传质模型</w:t>
+      </w:r>
+      <w:r>
+        <w:t>，研究完整烘干过程。</w:t>
       </w:r>
     </w:p>
     <w:p>
       <w:pPr>
         <w:ind w:firstLine="480"/>
         <w:rPr>
+          <w:rFonts w:ascii="宋体" w:hAnsi="宋体"/>
+          <w:szCs w:val="24"/>
+        </w:rPr>
+      </w:pPr>
+      <w:r>
+        <w:rPr>
           <w:rFonts w:ascii="宋体" w:hAnsi="宋体" w:hint="eastAsia"/>
           <w:szCs w:val="24"/>
         </w:rPr>
-      </w:pPr>
-      <w:r>
-        <w:rPr>
-          <w:rFonts w:ascii="宋体" w:hAnsi="宋体" w:hint="eastAsia"/>
-          <w:szCs w:val="24"/>
-        </w:rPr>
-        <w:t>针对问题一，</w:t>
-      </w:r>
-    </w:p>
-    <w:p>
-      <w:pPr>
-        <w:ind w:firstLine="480"/>
-        <w:rPr>
-          <w:rFonts w:ascii="宋体" w:hAnsi="宋体" w:hint="eastAsia"/>
-          <w:szCs w:val="24"/>
-        </w:rPr>
-      </w:pPr>
-      <w:r>
-        <w:rPr>
-          <w:rFonts w:ascii="宋体" w:hAnsi="宋体" w:hint="eastAsia"/>
-          <w:szCs w:val="24"/>
-        </w:rPr>
-        <w:t>针对问题二，</w:t>
-      </w:r>
-    </w:p>
-    <w:p>
-      <w:pPr>
-        <w:ind w:firstLine="480"/>
-        <w:rPr>
-          <w:rFonts w:ascii="宋体" w:hAnsi="宋体" w:hint="eastAsia"/>
-          <w:szCs w:val="24"/>
-        </w:rPr>
-      </w:pPr>
-      <w:r>
-        <w:rPr>
-          <w:rFonts w:ascii="宋体" w:hAnsi="宋体" w:hint="eastAsia"/>
-          <w:szCs w:val="24"/>
-        </w:rPr>
-        <w:t>针对问题三，</w:t>
-      </w:r>
-    </w:p>
-    <w:p>
-      <w:pPr>
-        <w:ind w:firstLineChars="0" w:firstLine="0"/>
-        <w:rPr>
-          <w:rFonts w:ascii="宋体" w:hAnsi="宋体" w:hint="eastAsia"/>
-        </w:rPr>
-      </w:pPr>
-    </w:p>
-    <w:p>
-      <w:pPr>
-        <w:ind w:firstLineChars="0" w:firstLine="0"/>
-      </w:pPr>
-    </w:p>
-    <w:p>
-      <w:pPr>
-        <w:ind w:firstLineChars="0" w:firstLine="0"/>
+        <w:t>针对问题一，在热物性参数恒定、水分扩散系数随含水率变化的条件下，结合圆心对称边界与表面对流换热、传质边界，建立</w:t>
+      </w:r>
+      <w:r>
         <w:rPr>
           <w:rFonts w:ascii="宋体" w:hAnsi="宋体" w:hint="eastAsia"/>
           <w:b/>
           <w:bCs/>
-        </w:rPr>
-      </w:pPr>
+          <w:szCs w:val="24"/>
+        </w:rPr>
+        <w:t>温度和水分扩散方程</w:t>
+      </w:r>
+      <w:r>
+        <w:rPr>
+          <w:rFonts w:ascii="宋体" w:hAnsi="宋体" w:hint="eastAsia"/>
+          <w:szCs w:val="24"/>
+        </w:rPr>
+        <w:t>。采用</w:t>
+      </w:r>
       <w:r>
         <w:rPr>
           <w:rFonts w:ascii="宋体" w:hAnsi="宋体" w:hint="eastAsia"/>
           <w:b/>
           <w:bCs/>
-        </w:rPr>
-        <w:t>关键词：</w:t>
-      </w:r>
-    </w:p>
-    <w:p>
-      <w:pPr>
-        <w:ind w:firstLineChars="0" w:firstLine="0"/>
+          <w:szCs w:val="24"/>
+        </w:rPr>
+        <w:t>显式有限差分格式</w:t>
+      </w:r>
+      <w:r>
+        <w:rPr>
+          <w:rFonts w:ascii="宋体" w:hAnsi="宋体" w:hint="eastAsia"/>
+          <w:szCs w:val="24"/>
+        </w:rPr>
+        <w:t>，分别处理圆心、内部及表面节点。计算得到，预热1800 s时，圆心与表面温度分别约为</w:t>
+      </w:r>
+      <w:r>
         <w:rPr>
           <w:rFonts w:ascii="宋体" w:hAnsi="宋体" w:hint="eastAsia"/>
           <w:b/>
           <w:bCs/>
-        </w:rPr>
-      </w:pPr>
-    </w:p>
-    <w:p>
-      <w:pPr>
-        <w:ind w:firstLineChars="0" w:firstLine="0"/>
+          <w:szCs w:val="24"/>
+        </w:rPr>
+        <w:t>33.59</w:t>
+      </w:r>
+      <w:r>
         <w:rPr>
           <w:rFonts w:ascii="宋体" w:hAnsi="宋体" w:hint="eastAsia"/>
           <w:b/>
           <w:bCs/>
+          <w:szCs w:val="24"/>
+        </w:rPr>
+        <w:t>℃</w:t>
+      </w:r>
+      <w:r>
+        <w:rPr>
+          <w:rFonts w:ascii="宋体" w:hAnsi="宋体" w:hint="eastAsia"/>
+          <w:szCs w:val="24"/>
+        </w:rPr>
+        <w:t>和</w:t>
+      </w:r>
+      <w:r>
+        <w:rPr>
+          <w:rFonts w:ascii="宋体" w:hAnsi="宋体" w:hint="eastAsia"/>
+          <w:b/>
+          <w:bCs/>
+          <w:szCs w:val="24"/>
+        </w:rPr>
+        <w:t>36.77℃</w:t>
+      </w:r>
+      <w:r>
+        <w:rPr>
+          <w:rFonts w:ascii="宋体" w:hAnsi="宋体" w:hint="eastAsia"/>
+          <w:szCs w:val="24"/>
+        </w:rPr>
+        <w:t>，干基含水率分别约为</w:t>
+      </w:r>
+      <w:r>
+        <w:rPr>
+          <w:rFonts w:ascii="宋体" w:hAnsi="宋体" w:hint="eastAsia"/>
+          <w:b/>
+          <w:bCs/>
+          <w:szCs w:val="24"/>
+        </w:rPr>
+        <w:t>2.5500 kg/kg</w:t>
+      </w:r>
+      <w:r>
+        <w:rPr>
+          <w:rFonts w:ascii="宋体" w:hAnsi="宋体" w:hint="eastAsia"/>
+          <w:szCs w:val="24"/>
+        </w:rPr>
+        <w:t>和</w:t>
+      </w:r>
+      <w:r>
+        <w:rPr>
+          <w:rFonts w:ascii="宋体" w:hAnsi="宋体" w:hint="eastAsia"/>
+          <w:b/>
+          <w:bCs/>
+          <w:szCs w:val="24"/>
+        </w:rPr>
+        <w:t>1.5104 kg/kg</w:t>
+      </w:r>
+      <w:r>
+        <w:rPr>
+          <w:rFonts w:ascii="宋体" w:hAnsi="宋体" w:hint="eastAsia"/>
+          <w:szCs w:val="24"/>
+        </w:rPr>
+        <w:t>，表明预热阶段表层失水较快，内部水分迁移存在明显滞后。</w:t>
+      </w:r>
+    </w:p>
+    <w:p>
+      <w:pPr>
+        <w:ind w:firstLine="480"/>
+        <w:rPr>
+          <w:rFonts w:ascii="宋体" w:hAnsi="宋体" w:hint="eastAsia"/>
+          <w:szCs w:val="24"/>
+        </w:rPr>
+      </w:pPr>
+      <w:r>
+        <w:rPr>
+          <w:rFonts w:ascii="宋体" w:hAnsi="宋体" w:hint="eastAsia"/>
+          <w:szCs w:val="24"/>
+        </w:rPr>
+        <w:t>针对问题二，</w:t>
+      </w:r>
+      <w:r>
+        <w:rPr>
+          <w:rFonts w:ascii="宋体" w:hAnsi="宋体"/>
+          <w:szCs w:val="24"/>
+        </w:rPr>
+        <w:t>引入随含水率变化的密度、比热容和导热系数，以及受温度与含水率共同影响的扩散系数，建立</w:t>
+      </w:r>
+      <w:r>
+        <w:rPr>
+          <w:rFonts w:ascii="宋体" w:hAnsi="宋体"/>
+          <w:b/>
+          <w:bCs/>
+          <w:szCs w:val="24"/>
+        </w:rPr>
+        <w:t>非线性热湿耦合模型</w:t>
+      </w:r>
+      <w:r>
+        <w:rPr>
+          <w:rFonts w:ascii="宋体" w:hAnsi="宋体"/>
+          <w:szCs w:val="24"/>
+        </w:rPr>
+        <w:t>。</w:t>
+      </w:r>
+      <w:r>
+        <w:rPr>
+          <w:rFonts w:ascii="宋体" w:hAnsi="宋体" w:hint="eastAsia"/>
+          <w:szCs w:val="24"/>
+        </w:rPr>
+        <w:t>除去</w:t>
+      </w:r>
+      <w:r>
+        <w:rPr>
+          <w:rFonts w:ascii="宋体" w:hAnsi="宋体" w:hint="eastAsia"/>
+          <w:szCs w:val="24"/>
+        </w:rPr>
+        <w:t>改编</w:t>
+      </w:r>
+      <w:r>
+        <w:rPr>
+          <w:rFonts w:ascii="宋体" w:hAnsi="宋体" w:hint="eastAsia"/>
+          <w:szCs w:val="24"/>
+        </w:rPr>
+        <w:t>第一问</w:t>
+      </w:r>
+      <w:r>
+        <w:rPr>
+          <w:rFonts w:ascii="宋体" w:hAnsi="宋体"/>
+          <w:szCs w:val="24"/>
+        </w:rPr>
+        <w:t>显式求解</w:t>
+      </w:r>
+      <w:r>
+        <w:rPr>
+          <w:rFonts w:ascii="宋体" w:hAnsi="宋体" w:hint="eastAsia"/>
+          <w:szCs w:val="24"/>
+        </w:rPr>
+        <w:t>外</w:t>
+      </w:r>
+      <w:r>
+        <w:rPr>
+          <w:rFonts w:ascii="宋体" w:hAnsi="宋体"/>
+          <w:szCs w:val="24"/>
+        </w:rPr>
+        <w:t>，采用</w:t>
+      </w:r>
+      <w:r>
+        <w:rPr>
+          <w:rFonts w:ascii="宋体" w:hAnsi="宋体" w:hint="eastAsia"/>
+          <w:szCs w:val="24"/>
+        </w:rPr>
+        <w:t>了</w:t>
+      </w:r>
+      <w:r>
+        <w:rPr>
+          <w:rFonts w:ascii="黑体" w:eastAsia="黑体" w:hAnsi="黑体" w:hint="eastAsia"/>
+        </w:rPr>
+        <w:t>基于</w:t>
+      </w:r>
+      <w:r>
+        <w:rPr>
+          <w:rFonts w:ascii="黑体" w:eastAsia="黑体" w:hAnsi="黑体"/>
+        </w:rPr>
+        <w:t>Crank-Nicolson</w:t>
+      </w:r>
+      <w:r>
+        <w:rPr>
+          <w:rFonts w:ascii="黑体" w:eastAsia="黑体" w:hAnsi="黑体" w:hint="eastAsia"/>
+        </w:rPr>
+        <w:t>格式</w:t>
+      </w:r>
+      <w:r>
+        <w:rPr>
+          <w:rFonts w:ascii="黑体" w:eastAsia="黑体" w:hAnsi="黑体" w:hint="eastAsia"/>
+        </w:rPr>
+        <w:t>的混合迭代</w:t>
+      </w:r>
+      <w:r>
+        <w:rPr>
+          <w:rFonts w:ascii="黑体" w:eastAsia="黑体" w:hAnsi="黑体" w:hint="eastAsia"/>
+        </w:rPr>
+        <w:t>方法</w:t>
+      </w:r>
+      <w:r>
+        <w:rPr>
+          <w:rFonts w:ascii="宋体" w:hAnsi="宋体"/>
+          <w:szCs w:val="24"/>
+        </w:rPr>
+        <w:t>，</w:t>
+      </w:r>
+      <w:r>
+        <w:rPr>
+          <w:rFonts w:ascii="宋体" w:hAnsi="宋体" w:hint="eastAsia"/>
+          <w:szCs w:val="24"/>
+        </w:rPr>
+        <w:t>并比较两种方法优劣</w:t>
+      </w:r>
+      <w:r>
+        <w:rPr>
+          <w:rFonts w:ascii="宋体" w:hAnsi="宋体"/>
+          <w:szCs w:val="24"/>
+        </w:rPr>
+        <w:t>。</w:t>
+      </w:r>
+      <w:r>
+        <w:rPr>
+          <w:rFonts w:ascii="宋体" w:hAnsi="宋体" w:hint="eastAsia"/>
+          <w:szCs w:val="24"/>
+        </w:rPr>
+        <w:t>从而</w:t>
+      </w:r>
+      <w:r>
+        <w:rPr>
+          <w:rFonts w:ascii="宋体" w:hAnsi="宋体"/>
+          <w:szCs w:val="24"/>
+        </w:rPr>
+        <w:t>得到，3 h时药材温度约为</w:t>
+      </w:r>
+      <w:r>
+        <w:rPr>
+          <w:rFonts w:ascii="宋体" w:hAnsi="宋体"/>
+          <w:b/>
+          <w:bCs/>
+          <w:szCs w:val="24"/>
+        </w:rPr>
+        <w:t>49.85—49.95℃</w:t>
+      </w:r>
+      <w:r>
+        <w:rPr>
+          <w:rFonts w:ascii="宋体" w:hAnsi="宋体"/>
+          <w:szCs w:val="24"/>
+        </w:rPr>
+        <w:t>，圆心与表面含水率分别约为</w:t>
+      </w:r>
+      <w:r>
+        <w:rPr>
+          <w:rFonts w:ascii="宋体" w:hAnsi="宋体"/>
+          <w:b/>
+          <w:bCs/>
+          <w:szCs w:val="24"/>
+        </w:rPr>
+        <w:t>1.7662 kg/kg</w:t>
+      </w:r>
+      <w:r>
+        <w:rPr>
+          <w:rFonts w:ascii="宋体" w:hAnsi="宋体"/>
+          <w:szCs w:val="24"/>
+        </w:rPr>
+        <w:t>和</w:t>
+      </w:r>
+      <w:r>
+        <w:rPr>
+          <w:rFonts w:ascii="宋体" w:hAnsi="宋体"/>
+          <w:b/>
+          <w:bCs/>
+          <w:szCs w:val="24"/>
+        </w:rPr>
+        <w:t>1.0081 kg/kg</w:t>
+      </w:r>
+      <w:r>
+        <w:rPr>
+          <w:rFonts w:ascii="宋体" w:hAnsi="宋体"/>
+          <w:szCs w:val="24"/>
+        </w:rPr>
+        <w:t>，说明温度趋于均匀时，内部仍存在显著水分梯度。</w:t>
+      </w:r>
+    </w:p>
+    <w:p>
+      <w:pPr>
+        <w:ind w:firstLine="480"/>
+        <w:rPr>
+          <w:rFonts w:ascii="宋体" w:hAnsi="宋体" w:hint="eastAsia"/>
+          <w:szCs w:val="24"/>
+        </w:rPr>
+      </w:pPr>
+      <w:r>
+        <w:rPr>
+          <w:rFonts w:ascii="宋体" w:hAnsi="宋体" w:hint="eastAsia"/>
+          <w:szCs w:val="24"/>
+        </w:rPr>
+        <w:t>针对问题三，</w:t>
+      </w:r>
+      <w:r>
+        <w:rPr>
+          <w:rFonts w:ascii="宋体" w:hAnsi="宋体"/>
+          <w:szCs w:val="24"/>
+        </w:rPr>
+        <w:t>沿用耦合模型</w:t>
+      </w:r>
+      <w:r>
+        <w:rPr>
+          <w:rFonts w:ascii="宋体" w:hAnsi="宋体" w:hint="eastAsia"/>
+          <w:szCs w:val="24"/>
+        </w:rPr>
+        <w:t>和上述两种处理方法</w:t>
+      </w:r>
+      <w:r>
+        <w:rPr>
+          <w:rFonts w:ascii="宋体" w:hAnsi="宋体"/>
+          <w:szCs w:val="24"/>
+        </w:rPr>
+        <w:t>，以全部计算节点含水率低于0.15 kg/kg作为干燥终止判据；前4 h采用附件环境数据，之后取环境温度50 ℃、环境水分浓度0.05 kg/kg，</w:t>
+      </w:r>
+      <w:r>
+        <w:rPr>
+          <w:rFonts w:ascii="宋体" w:hAnsi="宋体" w:hint="eastAsia"/>
+          <w:szCs w:val="24"/>
+        </w:rPr>
+        <w:t>同样对比</w:t>
+      </w:r>
+      <w:r>
+        <w:rPr>
+          <w:rFonts w:ascii="宋体" w:hAnsi="宋体"/>
+          <w:szCs w:val="24"/>
+        </w:rPr>
+        <w:t>得</w:t>
+      </w:r>
+      <w:r>
+        <w:rPr>
+          <w:rFonts w:ascii="宋体" w:hAnsi="宋体" w:hint="eastAsia"/>
+          <w:szCs w:val="24"/>
+        </w:rPr>
+        <w:t>出</w:t>
+      </w:r>
+      <w:r>
+        <w:rPr>
+          <w:rFonts w:ascii="宋体" w:hAnsi="宋体"/>
+          <w:szCs w:val="24"/>
+        </w:rPr>
+        <w:t>固定半径条件下的烘干时间</w:t>
+      </w:r>
+      <w:r>
+        <w:rPr>
+          <w:rFonts w:ascii="宋体" w:hAnsi="宋体" w:hint="eastAsia"/>
+          <w:szCs w:val="24"/>
+        </w:rPr>
+        <w:t>最终应收敛到</w:t>
+      </w:r>
+      <w:r>
+        <w:rPr>
+          <w:rFonts w:ascii="宋体" w:hAnsi="宋体"/>
+          <w:b/>
+          <w:bCs/>
+          <w:szCs w:val="24"/>
+        </w:rPr>
+        <w:t>57.47</w:t>
+      </w:r>
+      <w:r>
+        <w:rPr>
+          <w:rFonts w:ascii="宋体" w:hAnsi="宋体" w:hint="eastAsia"/>
+          <w:b/>
+          <w:bCs/>
+          <w:szCs w:val="24"/>
+        </w:rPr>
+        <w:t>25</w:t>
+      </w:r>
+      <w:r>
+        <w:rPr>
+          <w:rFonts w:ascii="宋体" w:hAnsi="宋体"/>
+          <w:b/>
+          <w:bCs/>
+          <w:szCs w:val="24"/>
+        </w:rPr>
+        <w:t>h</w:t>
+      </w:r>
+      <w:r>
+        <w:rPr>
+          <w:rFonts w:ascii="宋体" w:hAnsi="宋体"/>
+          <w:szCs w:val="24"/>
+        </w:rPr>
+        <w:t>。</w:t>
+      </w:r>
+    </w:p>
+    <w:p>
+      <w:pPr>
+        <w:ind w:firstLine="480"/>
+        <w:rPr>
+          <w:rFonts w:ascii="宋体" w:hAnsi="宋体" w:hint="eastAsia"/>
+        </w:rPr>
+      </w:pPr>
+      <w:r>
+        <w:rPr>
+          <w:rFonts w:ascii="宋体" w:hAnsi="宋体"/>
+        </w:rPr>
+        <w:t>针对问题四，</w:t>
+      </w:r>
+      <w:r>
+        <w:rPr>
+          <w:rFonts w:ascii="宋体" w:hAnsi="宋体" w:hint="eastAsia"/>
+        </w:rPr>
+        <w:t xml:space="preserve">为适应CN混合迭代的稳定性要求, </w:t>
+      </w:r>
+      <w:r>
+        <w:rPr>
+          <w:rFonts w:ascii="宋体" w:hAnsi="宋体"/>
+        </w:rPr>
+        <w:t>采用双指数趋稳函数</w:t>
+      </w:r>
+      <w:r>
+        <w:rPr>
+          <w:rFonts w:ascii="宋体" w:hAnsi="宋体" w:hint="eastAsia"/>
+        </w:rPr>
+        <w:t>拟合</w:t>
+      </w:r>
+      <w:r>
+        <w:rPr>
+          <w:rFonts w:ascii="宋体" w:hAnsi="宋体"/>
+        </w:rPr>
+        <w:t>半径变化，在材料点沿径向等比例收缩的假设下，引入归一化径向坐标，结合</w:t>
+      </w:r>
+      <w:r>
+        <w:rPr>
+          <w:rFonts w:ascii="宋体" w:hAnsi="宋体" w:hint="eastAsia"/>
+        </w:rPr>
+        <w:t>收缩半径</w:t>
+      </w:r>
+      <w:r>
+        <w:rPr>
+          <w:rFonts w:ascii="宋体" w:hAnsi="宋体" w:hint="eastAsia"/>
+        </w:rPr>
+        <w:t>时的</w:t>
+      </w:r>
+      <w:r>
+        <w:rPr>
+          <w:rFonts w:ascii="宋体" w:hAnsi="宋体"/>
+        </w:rPr>
+        <w:t>物性关系建立</w:t>
+      </w:r>
+      <w:r>
+        <w:rPr>
+          <w:rFonts w:ascii="宋体" w:hAnsi="宋体"/>
+          <w:b/>
+          <w:bCs/>
+        </w:rPr>
+        <w:t>动态半径传热传质模型</w:t>
+      </w:r>
+      <w:r>
+        <w:rPr>
+          <w:rFonts w:ascii="宋体" w:hAnsi="宋体"/>
+        </w:rPr>
+        <w:t>，逐步更新网格几何与表面交换项，得</w:t>
+      </w:r>
+      <w:r>
+        <w:rPr>
+          <w:rFonts w:ascii="宋体" w:hAnsi="宋体" w:hint="eastAsia"/>
+        </w:rPr>
+        <w:t>出</w:t>
+      </w:r>
+      <w:r>
+        <w:rPr>
+          <w:rFonts w:ascii="宋体" w:hAnsi="宋体"/>
+        </w:rPr>
+        <w:t>烘干时间</w:t>
+      </w:r>
+      <w:r>
+        <w:rPr>
+          <w:rFonts w:ascii="宋体" w:hAnsi="宋体" w:hint="eastAsia"/>
+        </w:rPr>
+        <w:t>最终收敛至</w:t>
+      </w:r>
+      <w:r>
+        <w:rPr>
+          <w:rFonts w:ascii="宋体" w:hAnsi="宋体"/>
+          <w:b/>
+          <w:bCs/>
+        </w:rPr>
+        <w:t>51.06</w:t>
+      </w:r>
+      <w:r>
+        <w:rPr>
+          <w:rFonts w:ascii="宋体" w:hAnsi="宋体" w:hint="eastAsia"/>
+          <w:b/>
+          <w:bCs/>
+        </w:rPr>
+        <w:t>11</w:t>
+      </w:r>
+      <w:r>
+        <w:rPr>
+          <w:rFonts w:ascii="宋体" w:hAnsi="宋体"/>
+          <w:b/>
+          <w:bCs/>
+        </w:rPr>
+        <w:t>h</w:t>
+      </w:r>
+      <w:r>
+        <w:rPr>
+          <w:rFonts w:ascii="宋体" w:hAnsi="宋体"/>
+        </w:rPr>
+        <w:t>。</w:t>
+      </w:r>
+    </w:p>
+    <w:p>
+      <w:pPr>
+        <w:ind w:firstLineChars="0" w:firstLine="0"/>
+      </w:pPr>
+    </w:p>
+    <w:p>
+      <w:pPr>
+        <w:ind w:firstLineChars="0" w:firstLine="0"/>
+        <w:rPr>
+          <w:rFonts w:ascii="宋体" w:hAnsi="宋体" w:hint="eastAsia"/>
+        </w:rPr>
+      </w:pPr>
+      <w:r>
+        <w:rPr>
+          <w:rFonts w:ascii="宋体" w:hAnsi="宋体" w:hint="eastAsia"/>
+          <w:b/>
+          <w:bCs/>
+        </w:rPr>
+        <w:t>关键词：</w:t>
+      </w:r>
+      <w:r>
+        <w:rPr>
+          <w:rFonts w:ascii="宋体" w:hAnsi="宋体" w:hint="eastAsia"/>
+        </w:rPr>
+        <w:t>傅里叶</w:t>
+      </w:r>
+      <w:r>
+        <w:rPr>
+          <w:rFonts w:ascii="宋体" w:hAnsi="宋体" w:hint="eastAsia"/>
+        </w:rPr>
+        <w:t>导热定律</w:t>
+      </w:r>
+      <w:r>
+        <w:rPr>
+          <w:rFonts w:ascii="宋体" w:hAnsi="宋体" w:hint="eastAsia"/>
+        </w:rPr>
+        <w:t xml:space="preserve">  </w:t>
+      </w:r>
+      <w:r>
+        <w:rPr>
+          <w:rFonts w:ascii="宋体" w:hAnsi="宋体" w:hint="eastAsia"/>
+        </w:rPr>
+        <w:t>菲克</w:t>
+      </w:r>
+      <w:r>
+        <w:rPr>
+          <w:rFonts w:ascii="宋体" w:hAnsi="宋体" w:hint="eastAsia"/>
+        </w:rPr>
+        <w:t>扩散定律</w:t>
+      </w:r>
+      <w:r>
+        <w:rPr>
+          <w:rFonts w:ascii="宋体" w:hAnsi="宋体" w:hint="eastAsia"/>
+        </w:rPr>
+        <w:t xml:space="preserve">  </w:t>
+      </w:r>
+      <w:r>
+        <w:rPr>
+          <w:rFonts w:ascii="宋体" w:hAnsi="宋体" w:hint="eastAsia"/>
+        </w:rPr>
+        <w:t xml:space="preserve">有限差分  </w:t>
+      </w:r>
+      <w:r>
+        <w:rPr>
+          <w:rFonts w:ascii="宋体" w:hAnsi="宋体" w:hint="eastAsia"/>
+        </w:rPr>
+        <w:t>C</w:t>
+      </w:r>
+      <w:r>
+        <w:rPr>
+          <w:rFonts w:ascii="宋体" w:hAnsi="宋体" w:hint="eastAsia"/>
+        </w:rPr>
+        <w:t>N格式</w:t>
+      </w:r>
+      <w:r>
+        <w:rPr>
+          <w:rFonts w:ascii="宋体" w:hAnsi="宋体" w:hint="eastAsia"/>
+        </w:rPr>
+        <w:t xml:space="preserve">  </w:t>
+      </w:r>
+      <w:r>
+        <w:rPr>
+          <w:rFonts w:ascii="宋体" w:hAnsi="宋体" w:hint="eastAsia"/>
+        </w:rPr>
+        <w:t>皮卡</w:t>
+      </w:r>
+      <w:r>
+        <w:rPr>
+          <w:rFonts w:ascii="宋体" w:hAnsi="宋体" w:hint="eastAsia"/>
+        </w:rPr>
+        <w:t>迭代</w:t>
+      </w:r>
+    </w:p>
+    <w:p>
+      <w:pPr>
+        <w:ind w:firstLineChars="0" w:firstLine="0"/>
+        <w:rPr>
+          <w:rFonts w:ascii="宋体" w:hAnsi="宋体" w:hint="eastAsia"/>
+          <w:b/>
+          <w:bCs/>
+        </w:rPr>
+      </w:pPr>
+    </w:p>
+    <w:p>
+      <w:pPr>
+        <w:ind w:firstLineChars="0" w:firstLine="0"/>
+        <w:rPr>
+          <w:rFonts w:ascii="宋体" w:hAnsi="宋体" w:hint="eastAsia"/>
+          <w:b/>
+          <w:bCs/>
         </w:rPr>
       </w:pPr>
     </w:p>
@@ -223,7 +840,14 @@
         <w:rPr>
           <w:rFonts w:hint="eastAsia"/>
         </w:rPr>
-        <w:t>然而，药材内部的热量传递与水分迁移是一个复杂的非稳态耦合过程，涉及热传导、对流传热传质及水分扩散等多种机制。工艺参数选取不当极易导致干燥效率低、能耗高、成品品质不稳定等问题。传统的干燥工艺优化多依赖重复试验，存在周期长、成本高、难以揭示内部传热传质机理等局限，亟需借助数理分析与数值仿真方法加以解决。</w:t>
+        <w:t>然而，药材内部的热量传递与水分迁移是一个复杂的非稳态耦合过程，涉及</w:t>
+      </w:r>
+      <w:r>
+        <w:rPr>
+          <w:rFonts w:hint="eastAsia"/>
+        </w:rPr>
+        <w:lastRenderedPageBreak/>
+        <w:t>热传导、对流传热传质及水分扩散等多种机制。工艺参数选取不当极易导致干燥效率低、能耗高、成品品质不稳定等问题。传统的干燥工艺优化多依赖重复试验，存在周期长、成本高、难以揭示内部传热传质机理等局限，亟需借助数理分析与数值仿真方法加以解决。</w:t>
       </w:r>
     </w:p>
     <w:p>
@@ -395,7 +1019,6 @@
           <w:b/>
           <w:bCs/>
         </w:rPr>
-        <w:lastRenderedPageBreak/>
         <w:t>问题二：</w:t>
       </w:r>
       <w:r>
@@ -1971,15 +2594,7 @@
           <w:rFonts w:ascii="宋体" w:hAnsi="宋体"/>
           <w:szCs w:val="24"/>
         </w:rPr>
-        <w:t>问题一要求建立外延层与衬底界面仅发生单次反射和透射时的厚度计算模型。基于红外干涉法原理，其核心是利用外延层上下界面反射的两束相干光产生</w:t>
-      </w:r>
-      <w:r>
-        <w:rPr>
-          <w:rFonts w:ascii="宋体" w:hAnsi="宋体"/>
-          <w:szCs w:val="24"/>
-        </w:rPr>
-        <w:lastRenderedPageBreak/>
-        <w:t>的干涉条纹反演厚度，具体分析如下：</w:t>
+        <w:t>问题一要求建立外延层与衬底界面仅发生单次反射和透射时的厚度计算模型。基于红外干涉法原理，其核心是利用外延层上下界面反射的两束相干光产生的干涉条纹反演厚度，具体分析如下：</w:t>
       </w:r>
     </w:p>
     <w:p>
@@ -2508,7 +3123,16 @@
           <w:color w:val="000000"/>
           <w:szCs w:val="24"/>
         </w:rPr>
-        <w:t>为验证结果可靠性，需分析不同入射角下厚度计算的一致性（如差异率是否在合理误差范围内）及线性拟合的优度，确保算法对数据波动具有稳定性，从而证实双光束模型在碳化硅外延层厚度测量中的适用性。</w:t>
+        <w:t>为验证结果可靠性，需分析不同入射角下厚度计算的一致性（如差异率是否在合理误差范围内）及线性拟合的优度，确保算法对数据波动具有稳定性，从而</w:t>
+      </w:r>
+      <w:r>
+        <w:rPr>
+          <w:rFonts w:ascii="宋体" w:hAnsi="宋体" w:cs="Segoe UI"/>
+          <w:color w:val="000000"/>
+          <w:szCs w:val="24"/>
+        </w:rPr>
+        <w:lastRenderedPageBreak/>
+        <w:t>证实双光束模型在碳化硅外延层厚度测量中的适用性。</w:t>
       </w:r>
     </w:p>
     <w:p>
@@ -2593,7 +3217,6 @@
           <w:sz w:val="28"/>
           <w:szCs w:val="28"/>
         </w:rPr>
-        <w:lastRenderedPageBreak/>
         <w:t>五、模型的建立与求解</w:t>
       </w:r>
     </w:p>
@@ -3421,6 +4044,7 @@
           <w:bCs/>
           <w:szCs w:val="24"/>
         </w:rPr>
+        <w:lastRenderedPageBreak/>
         <w:t>图一 温度去噪前后对比图</w:t>
       </w:r>
     </w:p>
@@ -3606,7 +4230,6 @@
           <w:rFonts w:ascii="黑体" w:eastAsia="黑体" w:hAnsi="黑体" w:hint="eastAsia"/>
           <w:szCs w:val="24"/>
         </w:rPr>
-        <w:lastRenderedPageBreak/>
         <w:t>5.1.2数据插值</w:t>
       </w:r>
     </w:p>
@@ -4324,6 +4947,7 @@
           <w:rFonts w:ascii="宋体" w:hAnsi="宋体"/>
           <w:szCs w:val="24"/>
         </w:rPr>
+        <w:lastRenderedPageBreak/>
         <w:t>其中</w:t>
       </w:r>
       <m:oMath>
@@ -4502,7 +5126,6 @@
           <w:noProof/>
           <w:szCs w:val="24"/>
         </w:rPr>
-        <w:lastRenderedPageBreak/>
         <w:drawing>
           <wp:inline distT="0" distB="0" distL="0" distR="0" wp14:anchorId="428440AE" wp14:editId="4A814F19">
             <wp:extent cx="5364480" cy="2465232"/>
@@ -5440,6 +6063,7 @@
           <w:rFonts w:cs="Times New Roman"/>
           <w:szCs w:val="24"/>
         </w:rPr>
+        <w:lastRenderedPageBreak/>
         <w:t>根据能量守恒，壳层内热量的变化等于径向净导热量。将式（</w:t>
       </w:r>
       <w:r>
@@ -6454,7 +7078,6 @@
           <w:rFonts w:cs="Times New Roman"/>
           <w:szCs w:val="24"/>
         </w:rPr>
-        <w:lastRenderedPageBreak/>
         <w:t>热扩散率</w:t>
       </w:r>
       <w:r>
@@ -8331,6 +8954,7 @@
         <w:ind w:left="360"/>
       </w:pPr>
       <w:r>
+        <w:lastRenderedPageBreak/>
         <w:tab/>
       </w:r>
       <w:r>
@@ -8360,7 +8984,7 @@
           <v:shape id="_x0000_i1025" type="#_x0000_t75" style="width:285.1pt;height:114.45pt" o:ole="">
             <v:imagedata r:id="rId12" o:title=""/>
           </v:shape>
-          <o:OLEObject Type="Embed" ProgID="Equation.AxMath" ShapeID="_x0000_i1025" DrawAspect="Content" ObjectID="_1850726266" r:id="rId13"/>
+          <o:OLEObject Type="Embed" ProgID="Equation.AxMath" ShapeID="_x0000_i1025" DrawAspect="Content" ObjectID="_1850756814" r:id="rId13"/>
         </w:object>
       </w:r>
       <w:r>
@@ -9369,7 +9993,6 @@
           <w:rFonts w:cs="Times New Roman"/>
           <w:szCs w:val="24"/>
         </w:rPr>
-        <w:lastRenderedPageBreak/>
         <w:t>由于</w:t>
       </w:r>
       <w:r>
@@ -10850,6 +11473,7 @@
         <w:ind w:firstLine="480"/>
       </w:pPr>
       <w:r>
+        <w:lastRenderedPageBreak/>
         <w:tab/>
       </w:r>
       <w:r>
@@ -10860,7 +11484,7 @@
           <v:shape id="_x0000_i1026" type="#_x0000_t75" style="width:287.15pt;height:146.9pt" o:ole="">
             <v:imagedata r:id="rId14" o:title=""/>
           </v:shape>
-          <o:OLEObject Type="Embed" ProgID="Equation.AxMath" ShapeID="_x0000_i1026" DrawAspect="Content" ObjectID="_1850726267" r:id="rId15"/>
+          <o:OLEObject Type="Embed" ProgID="Equation.AxMath" ShapeID="_x0000_i1026" DrawAspect="Content" ObjectID="_1850756815" r:id="rId15"/>
         </w:object>
       </w:r>
       <w:r>
@@ -11678,7 +12302,6 @@
           <w:b/>
           <w:bCs/>
         </w:rPr>
-        <w:lastRenderedPageBreak/>
         <w:t>①温度Fourier数</w:t>
       </w:r>
     </w:p>
@@ -13063,6 +13686,7 @@
         <w:ind w:firstLine="480"/>
       </w:pPr>
       <w:r>
+        <w:lastRenderedPageBreak/>
         <w:t>其中，</w:t>
       </w:r>
       <m:oMath>
@@ -14444,7 +15068,6 @@
         <w:rPr>
           <w:rFonts w:ascii="宋体" w:hAnsi="宋体"/>
         </w:rPr>
-        <w:lastRenderedPageBreak/>
         <w:tab/>
       </w:r>
       <m:oMath>
@@ -15997,6 +16620,7 @@
         <w:rPr>
           <w:rFonts w:ascii="宋体" w:hAnsi="宋体"/>
         </w:rPr>
+        <w:lastRenderedPageBreak/>
         <w:t>其中，</w:t>
       </w:r>
       <m:oMath>
@@ -17566,11 +18190,7 @@
         </m:sSubSup>
       </m:oMath>
       <w:r>
-        <w:t>为圆心与</w:t>
-      </w:r>
-      <w:r>
-        <w:lastRenderedPageBreak/>
-        <w:t>第一内部节点之间的界面扩散系数，</w:t>
+        <w:t>为圆心与第一内部节点之间的界面扩散系数，</w:t>
       </w:r>
       <m:oMath>
         <m:r>
@@ -19154,7 +19774,14 @@
         <w:rPr>
           <w:rFonts w:ascii="宋体" w:hAnsi="宋体"/>
         </w:rPr>
-        <w:t>在下一时刻的含水率由上一时刻该节点的含水率以及相邻两节点的含水率共同决定。其中，</w:t>
+        <w:t>在下一时刻的含水率由上一时刻该节点的含水率以及相邻</w:t>
+      </w:r>
+      <w:r>
+        <w:rPr>
+          <w:rFonts w:ascii="宋体" w:hAnsi="宋体"/>
+        </w:rPr>
+        <w:lastRenderedPageBreak/>
+        <w:t>两节点的含水率共同决定。其中，</w:t>
       </w:r>
       <m:oMath>
         <m:r>
@@ -20890,14 +21517,7 @@
         <w:rPr>
           <w:rFonts w:ascii="宋体" w:hAnsi="宋体"/>
         </w:rPr>
-        <w:t>。该离散格式正确引入了第三类传质边界条件，能够合理描述</w:t>
-      </w:r>
-      <w:r>
-        <w:rPr>
-          <w:rFonts w:ascii="宋体" w:hAnsi="宋体"/>
-        </w:rPr>
-        <w:lastRenderedPageBreak/>
-        <w:t>药材表面与烘房环境之间的水分交换过程。</w:t>
+        <w:t>。该离散格式正确引入了第三类传质边界条件，能够合理描述药材表面与烘房环境之间的水分交换过程。</w:t>
       </w:r>
     </w:p>
     <w:p>
@@ -21966,7 +22586,14 @@
         <w:rPr>
           <w:rFonts w:ascii="宋体" w:hAnsi="宋体"/>
         </w:rPr>
-        <w:t>所有温度、含水率及递推系数均采用上一时间步的数据计算，以保证显式格式的同步更新。</w:t>
+        <w:t>所有温度、含水率及递推系数均采用上一时间步的数据计算，以保证显式格式的同步</w:t>
+      </w:r>
+      <w:r>
+        <w:rPr>
+          <w:rFonts w:ascii="宋体" w:hAnsi="宋体"/>
+        </w:rPr>
+        <w:lastRenderedPageBreak/>
+        <w:t>更新。</w:t>
       </w:r>
     </w:p>
     <w:p>
@@ -23600,7 +24227,6 @@
         <w:rPr>
           <w:rFonts w:ascii="宋体" w:hAnsi="宋体"/>
         </w:rPr>
-        <w:lastRenderedPageBreak/>
         <w:tab/>
       </w:r>
       <m:oMath>
@@ -24978,6 +25604,7 @@
         <w:rPr>
           <w:rFonts w:ascii="宋体" w:hAnsi="宋体"/>
         </w:rPr>
+        <w:lastRenderedPageBreak/>
         <w:t>其中</w:t>
       </w:r>
       <m:oMath>
@@ -26554,7 +27181,6 @@
         <w:rPr>
           <w:rFonts w:ascii="宋体" w:hAnsi="宋体"/>
         </w:rPr>
-        <w:lastRenderedPageBreak/>
         <w:t>流入。该环形控制体的两个界面半径分别为</w:t>
       </w:r>
     </w:p>
@@ -28154,7 +28780,11 @@
         </m:d>
       </m:oMath>
       <w:r>
-        <w:t>为上一时间步该节点的局部体积热容量。系数</w:t>
+        <w:t>为上一时间</w:t>
+      </w:r>
+      <w:r>
+        <w:lastRenderedPageBreak/>
+        <w:t>步该节点的局部体积热容量。系数</w:t>
       </w:r>
       <w:r>
         <w:t> </w:t>
@@ -29723,7 +30353,6 @@
         <w:rPr>
           <w:rFonts w:ascii="宋体" w:hAnsi="宋体"/>
         </w:rPr>
-        <w:lastRenderedPageBreak/>
         <w:t>该半控制体的外表面与烘房空气直接接触，内表面与相邻内部节点进行导热。为量化环境换热和内部导热对表面温度更新的贡献，定义</w:t>
       </w:r>
     </w:p>
@@ -32812,7 +33441,6 @@
         <w:rPr>
           <w:rFonts w:ascii="宋体" w:hAnsi="宋体"/>
         </w:rPr>
-        <w:lastRenderedPageBreak/>
         <w:t>这里，</w:t>
       </w:r>
       <m:oMath>
@@ -34011,7 +34639,14 @@
         <w:rPr>
           <w:rFonts w:ascii="宋体" w:hAnsi="宋体"/>
         </w:rPr>
-        <w:t> 表示右侧相邻节点对当前节点含水率更新的贡献比例。系数中的</w:t>
+        <w:t> 表示右侧相邻节点对</w:t>
+      </w:r>
+      <w:r>
+        <w:rPr>
+          <w:rFonts w:ascii="宋体" w:hAnsi="宋体"/>
+        </w:rPr>
+        <w:lastRenderedPageBreak/>
+        <w:t>当前节点含水率更新的贡献比例。系数中的</w:t>
       </w:r>
       <m:oMath>
         <m:d>
@@ -35705,7 +36340,6 @@
         <w:rPr>
           <w:rFonts w:ascii="宋体" w:hAnsi="宋体"/>
         </w:rPr>
-        <w:lastRenderedPageBreak/>
         <w:tab/>
       </w:r>
       <m:oMath>
@@ -37326,7 +37960,14 @@
         <w:rPr>
           <w:rFonts w:ascii="宋体" w:hAnsi="宋体"/>
         </w:rPr>
-        <w:t>这些条件的物理含义是：下一时刻节点状态必须是上一时刻相关节点状态的凸组合，从而不会产生新的非物理极值。计算过程中应逐时间步检查上述条件；若不满足，则减小内部时间步长后重新计算该步系数，并在输出时按题目要求每</w:t>
+        <w:t>这些条件的物理含义是：下一时刻节点状态必须是上一时刻相关节点状态的凸组合，从而不会产生新的非物理极值。计算过程中应逐时间步检查上述条件；</w:t>
+      </w:r>
+      <w:r>
+        <w:rPr>
+          <w:rFonts w:ascii="宋体" w:hAnsi="宋体"/>
+        </w:rPr>
+        <w:lastRenderedPageBreak/>
+        <w:t>若不满足，则减小内部时间步长后重新计算该步系数，并在输出时按题目要求每</w:t>
       </w:r>
       <m:oMath>
         <m:r>
@@ -39300,7 +39941,6 @@
         <w:rPr>
           <w:rFonts w:ascii="宋体" w:hAnsi="宋体"/>
         </w:rPr>
-        <w:lastRenderedPageBreak/>
         <w:t>对于表面节点，将第三类换热边界代入右界面通量，得到</w:t>
       </w:r>
     </w:p>
@@ -41547,6 +42187,7 @@
         <w:rPr>
           <w:rFonts w:cs="Times New Roman"/>
         </w:rPr>
+        <w:lastRenderedPageBreak/>
         <w:tab/>
       </w:r>
       <m:oMath>
@@ -43415,7 +44056,6 @@
               <w:rPr>
                 <w:rFonts w:hint="eastAsia"/>
               </w:rPr>
-              <w:lastRenderedPageBreak/>
               <w:t>算法流程</w:t>
             </w:r>
             <w:r>
@@ -44322,7 +44962,14 @@
         <w:rPr>
           <w:rFonts w:cs="Times New Roman"/>
         </w:rPr>
-        <w:t xml:space="preserve"> Picard </w:t>
+        <w:t xml:space="preserve"> </w:t>
+      </w:r>
+      <w:r>
+        <w:rPr>
+          <w:rFonts w:cs="Times New Roman"/>
+        </w:rPr>
+        <w:lastRenderedPageBreak/>
+        <w:t xml:space="preserve">Picard </w:t>
       </w:r>
       <w:r>
         <w:rPr>
@@ -45925,7 +46572,6 @@
         <w:rPr>
           <w:rFonts w:ascii="宋体" w:hAnsi="宋体"/>
         </w:rPr>
-        <w:lastRenderedPageBreak/>
         <w:t>若采用显式有限差分法，时间步长受稳定性条件严格限制，完成</w:t>
       </w:r>
       <m:oMath>
@@ -45993,6 +46639,7 @@
         <w:ind w:left="360"/>
       </w:pPr>
       <w:r>
+        <w:lastRenderedPageBreak/>
         <w:tab/>
       </w:r>
       <w:r>
@@ -46003,7 +46650,7 @@
           <v:shape id="_x0000_i1027" type="#_x0000_t75" style="width:293.85pt;height:211pt" o:ole="">
             <v:imagedata r:id="rId16" o:title=""/>
           </v:shape>
-          <o:OLEObject Type="Embed" ProgID="Equation.AxMath" ShapeID="_x0000_i1027" DrawAspect="Content" ObjectID="_1850726268" r:id="rId17"/>
+          <o:OLEObject Type="Embed" ProgID="Equation.AxMath" ShapeID="_x0000_i1027" DrawAspect="Content" ObjectID="_1850756816" r:id="rId17"/>
         </w:object>
       </w:r>
       <w:r>
@@ -47311,7 +47958,6 @@
         <w:rPr>
           <w:rFonts w:ascii="宋体" w:hAnsi="宋体"/>
         </w:rPr>
-        <w:lastRenderedPageBreak/>
         <w:tab/>
       </w:r>
       <m:oMath>
@@ -48412,11 +49058,7 @@
         <w:ind w:firstLineChars="0"/>
       </w:pPr>
       <w:r>
-        <w:t xml:space="preserve">Wilton Pereira da Silva, Cleide M.D.P.S. e Silva, Josivanda Palmeira Gomes. Comparison of boundary conditions to describe drying of turmeric (Curcuma longa) rhizomes using diffusion models[J]. Journal of Food Science and Technology, 2012, </w:t>
-      </w:r>
-      <w:r>
-        <w:lastRenderedPageBreak/>
-        <w:t>49(11): 3181-3189.</w:t>
+        <w:t>Wilton Pereira da Silva, Cleide M.D.P.S. e Silva, Josivanda Palmeira Gomes. Comparison of boundary conditions to describe drying of turmeric (Curcuma longa) rhizomes using diffusion models[J]. Journal of Food Science and Technology, 2012, 49(11): 3181-3189.</w:t>
       </w:r>
     </w:p>
     <w:p>
@@ -51776,7 +52418,6 @@
   <w:style w:type="character" w:default="1" w:styleId="a0">
     <w:name w:val="Default Paragraph Font"/>
     <w:uiPriority w:val="1"/>
-    <w:semiHidden/>
     <w:unhideWhenUsed/>
   </w:style>
   <w:style w:type="table" w:default="1" w:styleId="a1">
